--- a/public/instrucoes-preenchimento-versao-a-mariah-es.docx
+++ b/public/instrucoes-preenchimento-versao-a-mariah-es.docx
@@ -67,7 +67,7 @@
           <w:color w:val="555555"/>
           <w:sz w:val="19"/>
         </w:rPr>
-        <w:t>Matriz de Evaluación de Riesgo de Inteligencia Artificial en Investigación con Seres Humanos</w:t>
+        <w:t>Matriz de Evaluación de Riesgo en Inteligencia Artificial en Investigación con Seres Humanos</w:t>
       </w:r>
     </w:p>
     <w:p>
@@ -82,7 +82,7 @@
           <w:color w:val="555555"/>
           <w:sz w:val="17"/>
         </w:rPr>
-        <w:t>Documento generado a partir de la especificación canónica de la matriz (v2). Versión aprobada por la INAEP el 16/09/2026 — en revisión editorial para su publicación.</w:t>
+        <w:t>Documento generado a partir de la especificación canónica de la matriz (v2). Versión aprobada por la INAEP el 16/09/2026 (Voto n.º 25/2026) y publicada el 25/09/2026 — en período de uso y prueba por los CEPs.</w:t>
       </w:r>
     </w:p>
     <w:p>
